--- a/template/学术论文.docx
+++ b/template/学术论文.docx
@@ -31,18 +31,7 @@
       <w:pPr>
         <w:spacing w:before="240" w:after="120"/>
         <w:rPr>
-          <w:rFonts w:eastAsia="宋体"/>
-          <w:sz w:val="24"/>
-          <w:szCs w:val="24"/>
-          <w:lang w:eastAsia="zh-CN"/>
-        </w:rPr>
-      </w:pPr>
-    </w:p>
-    <w:p>
-      <w:pPr>
-        <w:spacing w:before="240" w:after="120"/>
-        <w:rPr>
-          <w:rFonts w:ascii="楷体" w:eastAsia="楷体" w:hAnsi="楷体"/>
+          <w:rFonts w:ascii="楷体" w:eastAsia="楷体" w:hAnsi="楷体" w:hint="eastAsia"/>
           <w:sz w:val="28"/>
           <w:szCs w:val="28"/>
           <w:lang w:eastAsia="zh-CN"/>
@@ -63,7 +52,7 @@
       <w:pPr>
         <w:spacing w:before="120" w:after="60"/>
         <w:rPr>
-          <w:rFonts w:ascii="仿宋" w:eastAsia="仿宋" w:hAnsi="仿宋"/>
+          <w:rFonts w:ascii="仿宋" w:eastAsia="仿宋" w:hAnsi="仿宋" w:hint="eastAsia"/>
           <w:bCs/>
           <w:sz w:val="24"/>
           <w:szCs w:val="24"/>
@@ -87,7 +76,7 @@
         <w:ind w:firstLine="420"/>
         <w:jc w:val="both"/>
         <w:rPr>
-          <w:rFonts w:ascii="宋体" w:eastAsia="宋体" w:hAnsi="宋体"/>
+          <w:rFonts w:ascii="宋体" w:eastAsia="宋体" w:hAnsi="宋体" w:hint="eastAsia"/>
           <w:sz w:val="24"/>
           <w:lang w:eastAsia="zh-CN"/>
         </w:rPr>
@@ -141,12 +130,13 @@
       <w:pPr>
         <w:jc w:val="center"/>
         <w:rPr>
+          <w:rFonts w:ascii="楷体" w:eastAsia="楷体" w:hAnsi="楷体"/>
           <w:lang w:eastAsia="zh-CN"/>
         </w:rPr>
       </w:pPr>
       <w:r>
         <w:rPr>
-          <w:rFonts w:ascii="宋体" w:eastAsia="宋体" w:hAnsi="宋体"/>
+          <w:rFonts w:ascii="楷体" w:eastAsia="楷体" w:hAnsi="楷体"/>
           <w:color w:val="666666"/>
           <w:sz w:val="18"/>
           <w:lang w:eastAsia="zh-CN"/>
@@ -176,26 +166,32 @@
       <w:pPr>
         <w:spacing w:before="40" w:after="40"/>
         <w:ind w:left="283"/>
+        <w:rPr>
+          <w:lang w:eastAsia="zh-CN"/>
+        </w:rPr>
       </w:pPr>
-      <w:proofErr w:type="spellStart"/>
       <w:r>
         <w:rPr>
           <w:rFonts w:ascii="等线" w:eastAsia="等线" w:hAnsi="等线"/>
           <w:color w:val="333333"/>
           <w:sz w:val="18"/>
+          <w:lang w:eastAsia="zh-CN"/>
         </w:rPr>
         <w:t>代码</w:t>
       </w:r>
-      <w:proofErr w:type="spellEnd"/>
     </w:p>
     <w:p>
       <w:pPr>
         <w:ind w:left="425"/>
+        <w:rPr>
+          <w:lang w:eastAsia="zh-CN"/>
+        </w:rPr>
       </w:pPr>
       <w:r>
         <w:rPr>
           <w:rFonts w:ascii="宋体" w:eastAsia="宋体" w:hAnsi="宋体"/>
           <w:sz w:val="24"/>
+          <w:lang w:eastAsia="zh-CN"/>
         </w:rPr>
         <w:t>无序列表</w:t>
       </w:r>
@@ -203,17 +199,20 @@
     <w:p>
       <w:pPr>
         <w:ind w:left="425"/>
+        <w:rPr>
+          <w:lang w:eastAsia="zh-CN"/>
+        </w:rPr>
       </w:pPr>
       <w:r>
         <w:rPr>
           <w:rFonts w:ascii="宋体" w:eastAsia="宋体" w:hAnsi="宋体"/>
           <w:sz w:val="24"/>
+          <w:lang w:eastAsia="zh-CN"/>
         </w:rPr>
         <w:t>有序列表</w:t>
       </w:r>
     </w:p>
     <w:sectPr>
-      <w:footerReference w:type="default" r:id="rId8"/>
       <w:pgSz w:w="12240" w:h="15840"/>
       <w:pgMar w:top="1440" w:right="1797" w:bottom="1440" w:left="1797" w:header="720" w:footer="720" w:gutter="0"/>
       <w:cols w:space="720"/>
@@ -246,88 +245,6 @@
     </w:p>
   </w:endnote>
 </w:endnotes>
-</file>
-
-<file path=word/footer1.xml><?xml version="1.0" encoding="utf-8"?>
-<w:ftr xmlns:wpc="http://schemas.microsoft.com/office/word/2010/wordprocessingCanvas" xmlns:cx="http://schemas.microsoft.com/office/drawing/2014/chartex" xmlns:cx1="http://schemas.microsoft.com/office/drawing/2015/9/8/chartex" xmlns:cx2="http://schemas.microsoft.com/office/drawing/2015/10/21/chartex" xmlns:cx3="http://schemas.microsoft.com/office/drawing/2016/5/9/chartex" xmlns:cx4="http://schemas.microsoft.com/office/drawing/2016/5/10/chartex" xmlns:cx5="http://schemas.microsoft.com/office/drawing/2016/5/11/chartex" xmlns:cx6="http://schemas.microsoft.com/office/drawing/2016/5/12/chartex" xmlns:cx7="http://schemas.microsoft.com/office/drawing/2016/5/13/chartex" xmlns:cx8="http://schemas.microsoft.com/office/drawing/2016/5/14/chartex" xmlns:mc="http://schemas.openxmlformats.org/markup-compatibility/2006" xmlns:aink="http://schemas.microsoft.com/office/drawing/2016/ink" xmlns:am3d="http://schemas.microsoft.com/office/drawing/2017/model3d" xmlns:o="urn:schemas-microsoft-com:office:office" xmlns:oel="http://schemas.microsoft.com/office/2019/extlst" xmlns:r="http://schemas.openxmlformats.org/officeDocument/2006/relationships" xmlns:m="http://schemas.openxmlformats.org/officeDocument/2006/math" xmlns:v="urn:schemas-microsoft-com:vml" xmlns:wp14="http://schemas.microsoft.com/office/word/2010/wordprocessingDrawing" xmlns:wp="http://schemas.openxmlformats.org/drawingml/2006/wordprocessingDrawing" xmlns:w10="urn:schemas-microsoft-com:office:word" xmlns:w="http://schemas.openxmlformats.org/wordprocessingml/2006/main" xmlns:w14="http://schemas.microsoft.com/office/word/2010/wordml" xmlns:w15="http://schemas.microsoft.com/office/word/2012/wordml" xmlns:w16cex="http://schemas.microsoft.com/office/word/2018/wordml/cex" xmlns:w16cid="http://schemas.microsoft.com/office/word/2016/wordml/cid" xmlns:w16="http://schemas.microsoft.com/office/word/2018/wordml" xmlns:w16du="http://schemas.microsoft.com/office/word/2023/wordml/word16du" xmlns:w16sdtdh="http://schemas.microsoft.com/office/word/2020/wordml/sdtdatahash" xmlns:w16sdtfl="http://schemas.microsoft.com/office/word/2024/wordml/sdtformatlock" xmlns:w16se="http://schemas.microsoft.com/office/word/2015/wordml/symex" xmlns:wpg="http://schemas.microsoft.com/office/word/2010/wordprocessingGroup" xmlns:wpi="http://schemas.microsoft.com/office/word/2010/wordprocessingInk" xmlns:wne="http://schemas.microsoft.com/office/word/2006/wordml" xmlns:wps="http://schemas.microsoft.com/office/word/2010/wordprocessingShape" mc:Ignorable="w14 w15 w16se w16cid w16 w16cex w16sdtdh w16sdtfl w16du wp14">
-  <w:p>
-    <w:pPr>
-      <w:pStyle w:val="a7"/>
-      <w:jc w:val="center"/>
-      <w:rPr>
-        <w:rFonts w:ascii="Times New Roman" w:eastAsia="宋体" w:hAnsi="Times New Roman" w:cs="Times New Roman"/>
-        <w:lang w:eastAsia="zh-CN"/>
-      </w:rPr>
-    </w:pPr>
-    <w:r>
-      <w:rPr>
-        <w:rFonts w:ascii="Times New Roman" w:eastAsia="宋体" w:hAnsi="Times New Roman" w:cs="Times New Roman"/>
-        <w:lang w:eastAsia="zh-CN"/>
-      </w:rPr>
-      <w:t xml:space="preserve">- </w:t>
-    </w:r>
-    <w:sdt>
-      <w:sdtPr>
-        <w:rPr>
-          <w:rFonts w:ascii="Times New Roman" w:hAnsi="Times New Roman" w:cs="Times New Roman"/>
-        </w:rPr>
-        <w:id w:val="-2080665013"/>
-        <w:docPartObj>
-          <w:docPartGallery w:val="Page Numbers (Bottom of Page)"/>
-          <w:docPartUnique/>
-        </w:docPartObj>
-      </w:sdtPr>
-      <w:sdtContent>
-        <w:r>
-          <w:rPr>
-            <w:rFonts w:ascii="Times New Roman" w:hAnsi="Times New Roman" w:cs="Times New Roman"/>
-          </w:rPr>
-          <w:fldChar w:fldCharType="begin"/>
-        </w:r>
-        <w:r>
-          <w:rPr>
-            <w:rFonts w:ascii="Times New Roman" w:hAnsi="Times New Roman" w:cs="Times New Roman"/>
-          </w:rPr>
-          <w:instrText>PAGE   \* MERGEFORMAT</w:instrText>
-        </w:r>
-        <w:r>
-          <w:rPr>
-            <w:rFonts w:ascii="Times New Roman" w:hAnsi="Times New Roman" w:cs="Times New Roman"/>
-          </w:rPr>
-          <w:fldChar w:fldCharType="separate"/>
-        </w:r>
-        <w:r>
-          <w:rPr>
-            <w:rFonts w:ascii="Times New Roman" w:hAnsi="Times New Roman" w:cs="Times New Roman"/>
-            <w:lang w:val="zh-CN" w:eastAsia="zh-CN"/>
-          </w:rPr>
-          <w:t>2</w:t>
-        </w:r>
-        <w:r>
-          <w:rPr>
-            <w:rFonts w:ascii="Times New Roman" w:hAnsi="Times New Roman" w:cs="Times New Roman"/>
-          </w:rPr>
-          <w:fldChar w:fldCharType="end"/>
-        </w:r>
-      </w:sdtContent>
-    </w:sdt>
-    <w:r>
-      <w:rPr>
-        <w:rFonts w:ascii="Times New Roman" w:eastAsia="宋体" w:hAnsi="Times New Roman" w:cs="Times New Roman"/>
-        <w:lang w:eastAsia="zh-CN"/>
-      </w:rPr>
-      <w:t xml:space="preserve"> -</w:t>
-    </w:r>
-  </w:p>
-  <w:p>
-    <w:pPr>
-      <w:pStyle w:val="a7"/>
-      <w:rPr>
-        <w:rFonts w:ascii="Times New Roman" w:hAnsi="Times New Roman" w:cs="Times New Roman"/>
-      </w:rPr>
-    </w:pPr>
-  </w:p>
-</w:ftr>
 </file>
 
 <file path=word/footnotes.xml><?xml version="1.0" encoding="utf-8"?>
